--- a/templates/documents/CONTRATOS CIVILES/CONTRATOS AUTENTICOS/ESTADO CIVIL/CAPITULACIONES Y CONVENCIONES MATRIMONIALES.docx
+++ b/templates/documents/CONTRATOS CIVILES/CONTRATOS AUTENTICOS/ESTADO CIVIL/CAPITULACIONES Y CONVENCIONES MATRIMONIALES.docx
@@ -3,332 +3,369 @@
 <w:document xmlns:wpc="http://schemas.microsoft.com/office/word/2010/wordprocessingCanvas" xmlns:cx="http://schemas.microsoft.com/office/drawing/2014/chartex" xmlns:cx1="http://schemas.microsoft.com/office/drawing/2015/9/8/chartex" xmlns:cx2="http://schemas.microsoft.com/office/drawing/2015/10/21/chartex" xmlns:cx3="http://schemas.microsoft.com/office/drawing/2016/5/9/chartex" xmlns:cx4="http://schemas.microsoft.com/office/drawing/2016/5/10/chartex" xmlns:cx5="http://schemas.microsoft.com/office/drawing/2016/5/11/chartex" xmlns:cx6="http://schemas.microsoft.com/office/drawing/2016/5/12/chartex" xmlns:cx7="http://schemas.microsoft.com/office/drawing/2016/5/13/chartex" xmlns:cx8="http://schemas.microsoft.com/office/drawing/2016/5/14/chartex" xmlns:mc="http://schemas.openxmlformats.org/markup-compatibility/2006" xmlns:aink="http://schemas.microsoft.com/office/drawing/2016/ink" xmlns:am3d="http://schemas.microsoft.com/office/drawing/2017/model3d" xmlns:o="urn:schemas-microsoft-com:office:office" xmlns:oel="http://schemas.microsoft.com/office/2019/extlst" xmlns:r="http://schemas.openxmlformats.org/officeDocument/2006/relationships" xmlns:m="http://schemas.openxmlformats.org/officeDocument/2006/math" xmlns:v="urn:schemas-microsoft-com:vml" xmlns:wp14="http://schemas.microsoft.com/office/word/2010/wordprocessingDrawing" xmlns:wp="http://schemas.openxmlformats.org/drawingml/2006/wordprocessingDrawing" xmlns:w10="urn:schemas-microsoft-com:office:word" xmlns:w="http://schemas.openxmlformats.org/wordprocessingml/2006/main" xmlns:w14="http://schemas.microsoft.com/office/word/2010/wordml" xmlns:w15="http://schemas.microsoft.com/office/word/2012/wordml" xmlns:w16cex="http://schemas.microsoft.com/office/word/2018/wordml/cex" xmlns:w16cid="http://schemas.microsoft.com/office/word/2016/wordml/cid" xmlns:w16="http://schemas.microsoft.com/office/word/2018/wordml" xmlns:w16du="http://schemas.microsoft.com/office/word/2023/wordml/word16du" xmlns:w16sdtdh="http://schemas.microsoft.com/office/word/2020/wordml/sdtdatahash" xmlns:w16sdtfl="http://schemas.microsoft.com/office/word/2024/wordml/sdtformatlock" xmlns:w16se="http://schemas.microsoft.com/office/word/2015/wordml/symex" xmlns:wpg="http://schemas.microsoft.com/office/word/2010/wordprocessingGroup" xmlns:wpi="http://schemas.microsoft.com/office/word/2010/wordprocessingInk" xmlns:wne="http://schemas.microsoft.com/office/word/2006/wordml" xmlns:wps="http://schemas.microsoft.com/office/word/2010/wordprocessingShape" mc:Ignorable="w14 w15 w16se w16cid w16 w16cex w16sdtdh w16sdtfl w16du wp14">
   <w:body>
     <w:p>
-      <w:r>
-        <w:t xml:space="preserve">Si no se firma este contrato, el matrimonio queda sujeto automáticamente al régimen de </w:t>
-      </w:r>
-      <w:r>
-        <w:rPr>
-          <w:b/>
-          <w:bCs/>
-        </w:rPr>
-        <w:t>Comunidad de Bienes</w:t>
-      </w:r>
-      <w:r>
-        <w:t xml:space="preserve"> (todo lo adquirido durante el matrimonio es de los dos). El modelo más solicitado hoy en día por jóvenes empresarios y profesionales es el de </w:t>
-      </w:r>
-      <w:r>
-        <w:rPr>
-          <w:b/>
-          <w:bCs/>
-        </w:rPr>
-        <w:t>Separación de Bienes</w:t>
-      </w:r>
-      <w:r>
-        <w:t>.</w:t>
+      <w:pPr>
+        <w:jc w:val="both"/>
+        <w:rPr>
+          <w:b/>
+          <w:bCs/>
+        </w:rPr>
+      </w:pPr>
+      <w:r>
+        <w:rPr>
+          <w:b/>
+          <w:bCs/>
+        </w:rPr>
+        <w:t>CAPITULACIONES Y CONVENCIONES MATRIMONIALES (Separación de Bienes)</w:t>
       </w:r>
     </w:p>
     <w:p>
-      <w:r>
-        <w:pict w14:anchorId="7E2B71B5">
-          <v:rect id="_x0000_i1037" style="width:0;height:1.5pt" o:hralign="center" o:hrstd="t" o:hr="t" fillcolor="#a0a0a0" stroked="f"/>
-        </w:pict>
-      </w:r>
+      <w:pPr>
+        <w:jc w:val="both"/>
+        <w:rPr>
+          <w:i/>
+          <w:iCs/>
+        </w:rPr>
+      </w:pPr>
     </w:p>
     <w:p>
       <w:pPr>
-        <w:rPr>
-          <w:b/>
-          <w:bCs/>
-        </w:rPr>
-      </w:pPr>
-      <w:r>
-        <w:rPr>
-          <w:b/>
-          <w:bCs/>
-        </w:rPr>
-        <w:t>ACTO NÚMERO [___] (CAPITULACIONES MATRIMONIALES)</w:t>
-      </w:r>
+        <w:jc w:val="both"/>
+        <w:rPr>
+          <w:i/>
+          <w:iCs/>
+        </w:rPr>
+      </w:pPr>
     </w:p>
     <w:p>
-      <w:r>
-        <w:t xml:space="preserve">En la ciudad de [Ciudad], República Dominicana, hoy día [Día] del mes de [Mes] del año 2026; por ante mí, </w:t>
-      </w:r>
-      <w:r>
-        <w:rPr>
-          <w:b/>
-          <w:bCs/>
-        </w:rPr>
-        <w:t>[NOMBRE DEL NOTARIO]</w:t>
-      </w:r>
-      <w:r>
-        <w:t xml:space="preserve">, dominicano, mayor de edad, Abogado Notario Público de los del Número del [Distrito Nacional o Municipio], titular de la Cédula No. [Número], con mi estudio profesional abierto en [Dirección]; </w:t>
-      </w:r>
-      <w:r>
-        <w:rPr>
-          <w:b/>
-          <w:bCs/>
-        </w:rPr>
-        <w:t>HAN COMPARECIDO:</w:t>
+      <w:pPr>
+        <w:jc w:val="both"/>
+      </w:pPr>
+      <w:r>
+        <w:t xml:space="preserve">ACTO NÚMERO </w:t>
+      </w:r>
+      <w:r>
+        <w:rPr>
+          <w:b/>
+          <w:bCs/>
+        </w:rPr>
+        <w:t>{{NUMERO_ACTO_AUTENTICO}}</w:t>
+      </w:r>
+      <w:r>
+        <w:t xml:space="preserve"> </w:t>
       </w:r>
     </w:p>
     <w:p>
       <w:pPr>
-        <w:numPr>
-          <w:ilvl w:val="0"/>
-          <w:numId w:val="1"/>
-        </w:numPr>
-      </w:pPr>
-      <w:r>
-        <w:t xml:space="preserve">El señor </w:t>
-      </w:r>
-      <w:r>
-        <w:rPr>
-          <w:b/>
-          <w:bCs/>
-        </w:rPr>
-        <w:t>[NOMBRE DEL FUTURO CONTRAYENTE]</w:t>
-      </w:r>
-      <w:r>
-        <w:t>, dominicano, mayor de edad, soltero, titular de la Cédula No. [Número], domiciliado en [Dirección].</w:t>
-      </w:r>
+        <w:jc w:val="both"/>
+      </w:pPr>
     </w:p>
     <w:p>
       <w:pPr>
-        <w:numPr>
-          <w:ilvl w:val="0"/>
-          <w:numId w:val="1"/>
-        </w:numPr>
-      </w:pPr>
-      <w:r>
-        <w:t xml:space="preserve">La señora </w:t>
-      </w:r>
-      <w:r>
-        <w:rPr>
-          <w:b/>
-          <w:bCs/>
-        </w:rPr>
-        <w:t>[NOMBRE DE LA FUTURA CONTRAYENTE]</w:t>
-      </w:r>
-      <w:r>
-        <w:t>, dominicana, mayor de edad, soltera, titular de la Cédula No. [Número], domiciliada en [Dirección].</w:t>
+        <w:jc w:val="both"/>
+      </w:pPr>
+      <w:r>
+        <w:t xml:space="preserve">En la ciudad de </w:t>
+      </w:r>
+      <w:r>
+        <w:rPr>
+          <w:b/>
+          <w:bCs/>
+        </w:rPr>
+        <w:t>{{CIUDAD_FIRMA}}</w:t>
+      </w:r>
+      <w:r>
+        <w:t xml:space="preserve">, República Dominicana, hoy día </w:t>
+      </w:r>
+      <w:r>
+        <w:rPr>
+          <w:b/>
+          <w:bCs/>
+        </w:rPr>
+        <w:t>{{DIA_TEXTO}}</w:t>
+      </w:r>
+      <w:r>
+        <w:t xml:space="preserve"> del mes de </w:t>
+      </w:r>
+      <w:r>
+        <w:rPr>
+          <w:b/>
+          <w:bCs/>
+        </w:rPr>
+        <w:t>{{MES_TEXTO}}</w:t>
+      </w:r>
+      <w:r>
+        <w:t xml:space="preserve"> del año </w:t>
+      </w:r>
+      <w:r>
+        <w:rPr>
+          <w:b/>
+          <w:bCs/>
+        </w:rPr>
+        <w:t>{{AÑO_TEXTO}}</w:t>
+      </w:r>
+      <w:r>
+        <w:t xml:space="preserve"> (</w:t>
+      </w:r>
+      <w:r>
+        <w:rPr>
+          <w:b/>
+          <w:bCs/>
+        </w:rPr>
+        <w:t>{{AÑO_NUMERO}}</w:t>
+      </w:r>
+      <w:r>
+        <w:t xml:space="preserve">); por ante mí, </w:t>
+      </w:r>
+      <w:r>
+        <w:rPr>
+          <w:b/>
+          <w:bCs/>
+        </w:rPr>
+        <w:t>{{TRATAMIENTO_NOTARIO}}</w:t>
+      </w:r>
+      <w:r>
+        <w:t xml:space="preserve"> </w:t>
+      </w:r>
+      <w:r>
+        <w:rPr>
+          <w:b/>
+          <w:bCs/>
+        </w:rPr>
+        <w:t>{{NOMBRE_NOTARIO}}</w:t>
+      </w:r>
+      <w:r>
+        <w:t xml:space="preserve">, de nacionalidad dominicana, mayor de edad, Abogado Notario Público de los del Número del </w:t>
+      </w:r>
+      <w:r>
+        <w:rPr>
+          <w:b/>
+          <w:bCs/>
+        </w:rPr>
+        <w:t>{{MUNICIPIO_NOTARIO}}</w:t>
+      </w:r>
+      <w:r>
+        <w:t xml:space="preserve">, titular de la Cédula No. </w:t>
+      </w:r>
+      <w:r>
+        <w:rPr>
+          <w:b/>
+          <w:bCs/>
+        </w:rPr>
+        <w:t>{{DOCUMENTO IDENTIDAD_NOTARIO}}</w:t>
+      </w:r>
+      <w:r>
+        <w:t xml:space="preserve">, con mi estudio profesional abierto en </w:t>
+      </w:r>
+      <w:r>
+        <w:rPr>
+          <w:b/>
+          <w:bCs/>
+        </w:rPr>
+        <w:t>{{DIRECCION O DOMICILIO_NOTARIO}}</w:t>
+      </w:r>
+      <w:r>
+        <w:t xml:space="preserve">; HAN COMPARECIDO: </w:t>
       </w:r>
     </w:p>
     <w:p>
-      <w:r>
-        <w:rPr>
-          <w:b/>
-          <w:bCs/>
-        </w:rPr>
-        <w:t>LOS COMPARECIENTES</w:t>
-      </w:r>
-      <w:r>
-        <w:t>, quienes tienen proyectado contraer matrimonio próximamente, me han manifestado que han convenido las siguientes capitulaciones:</w:t>
+      <w:pPr>
+        <w:jc w:val="both"/>
+      </w:pPr>
+      <w:r>
+        <w:rPr>
+          <w:b/>
+          <w:bCs/>
+        </w:rPr>
+        <w:t>{{TRATAMIENTO_FUTURO_ESPOSO}}</w:t>
+      </w:r>
+      <w:r>
+        <w:t xml:space="preserve"> </w:t>
+      </w:r>
+      <w:r>
+        <w:rPr>
+          <w:b/>
+          <w:bCs/>
+        </w:rPr>
+        <w:t>{{NOMBRE_FUTURO_ESPOSO}}</w:t>
+      </w:r>
+      <w:r>
+        <w:t xml:space="preserve">, de nacionalidad dominicana, mayor de edad, soltero, titular de la Cédula No. </w:t>
+      </w:r>
+      <w:r>
+        <w:rPr>
+          <w:b/>
+          <w:bCs/>
+        </w:rPr>
+        <w:t>{{DOCUMENTO IDENTIDAD_FUTURO_ESPOSO}}</w:t>
+      </w:r>
+      <w:r>
+        <w:t xml:space="preserve">, domiciliado en </w:t>
+      </w:r>
+      <w:r>
+        <w:rPr>
+          <w:b/>
+          <w:bCs/>
+        </w:rPr>
+        <w:t>{{DIRECCION O DOMICILIO_FUTURO_ESPOSO}}</w:t>
+      </w:r>
+      <w:r>
+        <w:t xml:space="preserve">. </w:t>
+      </w:r>
+      <w:r>
+        <w:rPr>
+          <w:b/>
+          <w:bCs/>
+        </w:rPr>
+        <w:t>{{TRATAMIENTO_FUTURA_ESPOSA}}</w:t>
+      </w:r>
+      <w:r>
+        <w:t xml:space="preserve"> </w:t>
+      </w:r>
+      <w:r>
+        <w:rPr>
+          <w:b/>
+          <w:bCs/>
+        </w:rPr>
+        <w:t>{{NOMBRE_FUTURA_ESPOSA}}</w:t>
+      </w:r>
+      <w:r>
+        <w:t xml:space="preserve">, de nacionalidad dominicana, mayor de edad, soltera, titular de la Cédula No. </w:t>
+      </w:r>
+      <w:r>
+        <w:rPr>
+          <w:b/>
+          <w:bCs/>
+        </w:rPr>
+        <w:t>{{DOCUMENTO IDENTIDAD_FUTURA_ESPOSA}}</w:t>
+      </w:r>
+      <w:r>
+        <w:t xml:space="preserve">, domiciliada en </w:t>
+      </w:r>
+      <w:r>
+        <w:rPr>
+          <w:b/>
+          <w:bCs/>
+        </w:rPr>
+        <w:t>{{DIRECCION O DOMICILIO_FUTURA_ESPOSA}}</w:t>
+      </w:r>
+      <w:r>
+        <w:t xml:space="preserve">. </w:t>
       </w:r>
     </w:p>
     <w:p>
       <w:pPr>
-        <w:rPr>
-          <w:b/>
-          <w:bCs/>
-        </w:rPr>
-      </w:pPr>
-      <w:r>
-        <w:rPr>
-          <w:b/>
-          <w:bCs/>
-        </w:rPr>
-        <w:t>CLÁUSULAS</w:t>
+        <w:jc w:val="both"/>
+      </w:pPr>
+      <w:r>
+        <w:t xml:space="preserve">LOS COMPARECIENTES, quienes tienen proyectado contraer matrimonio próximamente, me han manifestado que han convenido las siguientes capitulaciones: </w:t>
       </w:r>
     </w:p>
     <w:p>
-      <w:r>
-        <w:rPr>
-          <w:b/>
-          <w:bCs/>
-        </w:rPr>
-        <w:t>PRIMERA: RÉGIMEN MATRIMONIAL.</w:t>
-      </w:r>
-      <w:r>
-        <w:t xml:space="preserve"> Los futuros esposos declaran que su matrimonio se regirá por el </w:t>
-      </w:r>
-      <w:r>
-        <w:rPr>
-          <w:b/>
-          <w:bCs/>
-        </w:rPr>
-        <w:t>RÉGIMEN DE SEPARACIÓN DE BIENES</w:t>
-      </w:r>
-      <w:r>
-        <w:t xml:space="preserve">, de conformidad con los </w:t>
-      </w:r>
-      <w:r>
-        <w:rPr>
-          <w:b/>
-          <w:bCs/>
-        </w:rPr>
-        <w:t>Artículos 1536 al 1539 del Código Civil Dominicano</w:t>
-      </w:r>
-      <w:r>
-        <w:t>. En consecuencia, cada uno conservará la propiedad, administración y libre disposición de los bienes que posean al momento de casarse, así como de los que adquieran posteriormente por cualquier título.</w:t>
+      <w:pPr>
+        <w:jc w:val="both"/>
+      </w:pPr>
+      <w:r>
+        <w:t xml:space="preserve">CLÁUSULAS </w:t>
       </w:r>
     </w:p>
     <w:p>
-      <w:r>
-        <w:rPr>
-          <w:b/>
-          <w:bCs/>
-        </w:rPr>
-        <w:t>SEGUNDA: PROPIEDAD DE LOS BIENES.</w:t>
-      </w:r>
-      <w:r>
-        <w:t xml:space="preserve"> Los bienes muebles, inmuebles, acciones, cuentas bancarias o derechos que figuren a nombre de uno de los esposos se presumirán de su exclusiva propiedad. En caso de bienes adquiridos conjuntamente, pertenecerán a ambos en la proporción que conste en el documento de adquisición.</w:t>
+      <w:pPr>
+        <w:jc w:val="both"/>
+      </w:pPr>
+      <w:r>
+        <w:t xml:space="preserve">PRIMERA: RÉGIMEN MATRIMONIAL. Los futuros esposos declaran que su matrimonio se regirá por el RÉGIMEN DE SEPARACIÓN DE BIENES, de conformidad con los Artículos 1536 al 1539 del Código Civil Dominicano. En consecuencia, cada uno conservará la propiedad, administración y libre disposición de los bienes que posean al momento de casarse, así como de los que adquieran posteriormente por cualquier título. </w:t>
       </w:r>
     </w:p>
     <w:p>
-      <w:r>
-        <w:rPr>
-          <w:b/>
-          <w:bCs/>
-        </w:rPr>
-        <w:t>TERCERA: CARGAS DEL MATRIMONIO.</w:t>
-      </w:r>
-      <w:r>
-        <w:t xml:space="preserve"> Ambos esposos contribuirán a los gastos del hogar, sostenimiento de la familia y educación de los hijos en proporción a sus respectivos recursos, de acuerdo con el </w:t>
-      </w:r>
-      <w:r>
-        <w:rPr>
-          <w:b/>
-          <w:bCs/>
-        </w:rPr>
-        <w:t>Artículo 214 del Código Civil</w:t>
-      </w:r>
-      <w:r>
-        <w:t>.</w:t>
+      <w:pPr>
+        <w:jc w:val="both"/>
+      </w:pPr>
+      <w:r>
+        <w:t xml:space="preserve">SEGUNDA: PROPIEDAD DE LOS BIENES. Los bienes muebles, inmuebles, acciones, cuentas bancarias o derechos que figuren a nombre de uno de los esposos se presumirán de su exclusiva propiedad. En caso de bienes adquiridos conjuntamente, pertenecerán a ambos en la proporción que conste en el documento de adquisición. </w:t>
       </w:r>
     </w:p>
     <w:p>
-      <w:r>
-        <w:rPr>
-          <w:b/>
-          <w:bCs/>
-        </w:rPr>
+      <w:pPr>
+        <w:jc w:val="both"/>
+      </w:pPr>
+      <w:r>
         <w:lastRenderedPageBreak/>
-        <w:t>CUARTA: DEUDAS Y OBLIGACIONES.</w:t>
-      </w:r>
-      <w:r>
-        <w:t xml:space="preserve"> Cada esposo será responsable exclusivo de las deudas contraídas por él, ya sea antes o durante el matrimonio. Los acreedores de un esposo no podrán ejecutar bienes del otro, salvo en los casos de deudas contraídas para el sostenimiento del hogar donde exista solidaridad legal.</w:t>
+        <w:t xml:space="preserve">TERCERA: CARGAS DEL MATRIMONIO. Ambos esposos contribuirán a los gastos del hogar, sostenimiento de la familia y educación de los hijos en proporción a sus respectivos recursos, de acuerdo con el Artículo 214 del Código Civil. </w:t>
       </w:r>
     </w:p>
     <w:p>
-      <w:r>
-        <w:rPr>
-          <w:b/>
-          <w:bCs/>
-        </w:rPr>
-        <w:t>QUINTA: INVENTARIO DE BIENES ACTUALES (Opcional).</w:t>
-      </w:r>
-      <w:r>
-        <w:t xml:space="preserve"> Los comparecientes declaran que </w:t>
-      </w:r>
-      <w:proofErr w:type="gramStart"/>
-      <w:r>
-        <w:t>al día de hoy</w:t>
-      </w:r>
-      <w:proofErr w:type="gramEnd"/>
-      <w:r>
-        <w:t xml:space="preserve"> poseen los siguientes bienes:</w:t>
+      <w:pPr>
+        <w:jc w:val="both"/>
+      </w:pPr>
+      <w:r>
+        <w:t xml:space="preserve">CUARTA: DEUDAS Y OBLIGACIONES. Cada esposo será responsable exclusivo de las deudas contraídas por él, ya sea antes o durante el matrimonio. Los acreedores de un esposo no podrán ejecutar bienes del otro, salvo en los casos de deudas contraídas para el sostenimiento del hogar donde exista solidaridad legal. </w:t>
       </w:r>
     </w:p>
     <w:p>
       <w:pPr>
-        <w:numPr>
-          <w:ilvl w:val="0"/>
-          <w:numId w:val="2"/>
-        </w:numPr>
-      </w:pPr>
-      <w:r>
-        <w:rPr>
-          <w:b/>
-          <w:bCs/>
-        </w:rPr>
-        <w:t>EL FUTURO CONTRAYENTE:</w:t>
-      </w:r>
-      <w:r>
-        <w:t xml:space="preserve"> [Listar inmuebles, vehículos o cuentas relevantes].</w:t>
+        <w:jc w:val="both"/>
+      </w:pPr>
+      <w:r>
+        <w:t xml:space="preserve">QUINTA: INVENTARIO DE BIENES ACTUALES. Los comparecientes declaran que </w:t>
+      </w:r>
+      <w:proofErr w:type="gramStart"/>
+      <w:r>
+        <w:t>al día de hoy</w:t>
+      </w:r>
+      <w:proofErr w:type="gramEnd"/>
+      <w:r>
+        <w:t xml:space="preserve"> poseen los siguientes bienes: EL FUTURO CONTRAYENTE: </w:t>
+      </w:r>
+      <w:r>
+        <w:rPr>
+          <w:b/>
+          <w:bCs/>
+        </w:rPr>
+        <w:t>{{INVENTARIO_BIENES_ESPOSO}}</w:t>
+      </w:r>
+      <w:r>
+        <w:t xml:space="preserve">. LA FUTURA CONTRAYENTE: </w:t>
+      </w:r>
+      <w:r>
+        <w:rPr>
+          <w:b/>
+          <w:bCs/>
+        </w:rPr>
+        <w:t>{{INVENTARIO_BIENES_ESPOSA}}</w:t>
+      </w:r>
+      <w:r>
+        <w:t xml:space="preserve">. </w:t>
       </w:r>
     </w:p>
     <w:p>
       <w:pPr>
-        <w:numPr>
-          <w:ilvl w:val="0"/>
-          <w:numId w:val="2"/>
-        </w:numPr>
-      </w:pPr>
-      <w:r>
-        <w:rPr>
-          <w:b/>
-          <w:bCs/>
-        </w:rPr>
-        <w:t>LA FUTURA CONTRAYENTE:</w:t>
-      </w:r>
-      <w:r>
-        <w:t xml:space="preserve"> [Listar inmuebles, vehículos o cuentas relevantes].</w:t>
+        <w:jc w:val="both"/>
+      </w:pPr>
+      <w:r>
+        <w:t xml:space="preserve">SEXTA: CUMPLIMIENTO LEY 155-17. Los comparecientes declaran que los bienes mencionados tienen un origen lícito y que este contrato no tiene por objeto la distracción de bienes para evadir responsabilidades legales. </w:t>
       </w:r>
     </w:p>
     <w:p>
-      <w:r>
-        <w:rPr>
-          <w:b/>
-          <w:bCs/>
-        </w:rPr>
-        <w:t>SEXTA: CUMPLIMIENTO LEY 155-17.</w:t>
-      </w:r>
-      <w:r>
-        <w:t xml:space="preserve"> Los comparecientes declaran que los bienes mencionados tienen un origen lícito y que este contrato no tiene por objeto la distracción de bienes para evadir responsabilidades legales.</w:t>
+      <w:pPr>
+        <w:jc w:val="both"/>
+      </w:pPr>
+      <w:r>
+        <w:t xml:space="preserve">SÉPTIMA: NOTIFICACIÓN AL OFICIAL DEL ESTADO CIVIL. Las partes se obligan a entregar una copia certificada del presente acto al Oficial del Estado Civil correspondiente al momento de celebrar el matrimonio, para que se haga mención del régimen de separación en el Acta de Matrimonio. </w:t>
       </w:r>
     </w:p>
     <w:p>
-      <w:r>
-        <w:rPr>
-          <w:b/>
-          <w:bCs/>
-        </w:rPr>
-        <w:t>SÉPTIMA: NOTIFICACIÓN AL OFICIAL DEL ESTADO CIVIL.</w:t>
-      </w:r>
-      <w:r>
-        <w:t xml:space="preserve"> Las partes se obligan a entregar una copia certificada del presente acto al </w:t>
-      </w:r>
-      <w:r>
-        <w:rPr>
-          <w:b/>
-          <w:bCs/>
-        </w:rPr>
-        <w:t>Oficial del Estado Civil</w:t>
-      </w:r>
-      <w:r>
-        <w:t xml:space="preserve"> correspondiente al momento de celebrar el matrimonio, para que se haga mención del régimen de separación en el Acta de Matrimonio.</w:t>
+      <w:pPr>
+        <w:jc w:val="both"/>
+      </w:pPr>
+      <w:r>
+        <w:t>HECHO Y PASADO POR ANTE MÍ, en mi estudio profesional, el día y año antes indicados. He dado lectura íntegra a los comparecientes, quienes en señal de aprobación firman junto conmigo y ante mí, Notario Público que CERTIFICO Y DOY FE</w:t>
       </w:r>
     </w:p>
     <w:p>
-      <w:r>
-        <w:pict w14:anchorId="63B625C3">
-          <v:rect id="_x0000_i1038" style="width:0;height:1.5pt" o:hralign="center" o:hrstd="t" o:hr="t" fillcolor="#a0a0a0" stroked="f"/>
-        </w:pict>
-      </w:r>
+      <w:pPr>
+        <w:jc w:val="both"/>
+      </w:pPr>
     </w:p>
-    <w:p>
-      <w:r>
-        <w:rPr>
-          <w:b/>
-          <w:bCs/>
-        </w:rPr>
-        <w:t>HECHO Y PASADO POR ANTE MÍ</w:t>
-      </w:r>
-      <w:r>
-        <w:t>, en mi estudio profesional, el día y año antes indicados. He dado lectura íntegra a los comparecientes, quienes en señal de aprobación firman junto conmigo y ante mí, Notario Público que CERTIFICO Y DOY FE.</w:t>
-      </w:r>
-    </w:p>
-    <w:p/>
     <w:sectPr>
       <w:pgSz w:w="11906" w:h="16838"/>
       <w:pgMar w:top="1417" w:right="1701" w:bottom="1417" w:left="1701" w:header="708" w:footer="708" w:gutter="0"/>
